--- a/templates/first-pass/D12-B_Creation_Resolution_Written_Sponsor_Asset.docx
+++ b/templates/first-pass/D12-B_Creation_Resolution_Written_Sponsor_Asset.docx
@@ -965,7 +965,12 @@
     </w:p>
     <w:p>
       <w:pPr>
+        <w:pStyle w:val="Heading1"/>
         <w:keepNext/>
+        <w:numPr>
+          <w:ilvl w:val="0"/>
+          <w:numId w:val="3"/>
+        </w:numPr>
         <w:spacing w:after="100" w:before="240"/>
       </w:pPr>
       <w:r>
@@ -977,42 +982,26 @@
           <w:sz w:val="23"/>
           <w:szCs w:val="23"/>
         </w:rPr>
-        <w:t xml:space="preserve">1 Background</w:t>
-      </w:r>
-    </w:p>
-    <w:p>
-      <w:pPr>
-        <w:tabs>
-          <w:tab w:val="left" w:pos="709"/>
-        </w:tabs>
+        <w:t xml:space="preserve">Background</w:t>
+      </w:r>
+    </w:p>
+    <w:p>
+      <w:pPr>
+        <w:pStyle w:val="ListParagraph"/>
+        <w:numPr>
+          <w:ilvl w:val="1"/>
+          <w:numId w:val="3"/>
+        </w:numPr>
         <w:spacing w:after="120" w:before="0" w:line="300"/>
-        <w:ind w:left="709" w:hanging="709"/>
-      </w:pPr>
-      <w:r>
-        <w:rPr>
-          <w:rFonts w:ascii="Georgia" w:cs="Georgia" w:eastAsia="Georgia" w:hAnsi="Georgia"/>
-          <w:color w:val="1A1F24"/>
-          <w:sz w:val="21"/>
-          <w:szCs w:val="21"/>
-        </w:rPr>
-        <w:t xml:space="preserve">1.1</w:t>
-      </w:r>
-      <w:r>
-        <w:rPr>
-          <w:rFonts w:ascii="Georgia" w:cs="Georgia" w:eastAsia="Georgia" w:hAnsi="Georgia"/>
-          <w:sz w:val="21"/>
-          <w:szCs w:val="21"/>
-        </w:rPr>
-        <w:t xml:space="preserve">	</w:t>
-      </w:r>
-      <w:r>
-        <w:rPr>
-          <w:rFonts w:ascii="Georgia" w:cs="Georgia" w:eastAsia="Georgia" w:hAnsi="Georgia"/>
-          <w:color w:val="1A1F24"/>
-          <w:sz w:val="21"/>
-          <w:szCs w:val="21"/>
-        </w:rPr>
-        <w:t xml:space="preserve">The Company is a segregated portfolio company </w:t>
+      </w:pPr>
+      <w:r>
+        <w:rPr>
+          <w:rFonts w:ascii="Georgia" w:cs="Georgia" w:eastAsia="Georgia" w:hAnsi="Georgia"/>
+          <w:color w:val="1A1F24"/>
+          <w:sz w:val="21"/>
+          <w:szCs w:val="21"/>
+        </w:rPr>
+        <w:t xml:space="preserve">The Company is a segregated portfolio company</w:t>
       </w:r>
       <w:r>
         <w:rPr>
@@ -1052,7 +1041,7 @@
           <w:sz w:val="21"/>
           <w:szCs w:val="21"/>
         </w:rPr>
-        <w:t xml:space="preserve"> under the Securities and Investment Business Act (Revised Edition 2020) </w:t>
+        <w:t xml:space="preserve"> under the Securities and Investment Business Act (Revised Edition 2020)</w:t>
       </w:r>
       <w:r>
         <w:rPr>
@@ -1078,29 +1067,13 @@
     </w:p>
     <w:p>
       <w:pPr>
-        <w:tabs>
-          <w:tab w:val="left" w:pos="709"/>
-        </w:tabs>
+        <w:pStyle w:val="ListParagraph"/>
+        <w:numPr>
+          <w:ilvl w:val="1"/>
+          <w:numId w:val="3"/>
+        </w:numPr>
         <w:spacing w:after="120" w:before="0" w:line="300"/>
-        <w:ind w:left="709" w:hanging="709"/>
-      </w:pPr>
-      <w:r>
-        <w:rPr>
-          <w:rFonts w:ascii="Georgia" w:cs="Georgia" w:eastAsia="Georgia" w:hAnsi="Georgia"/>
-          <w:color w:val="1A1F24"/>
-          <w:sz w:val="21"/>
-          <w:szCs w:val="21"/>
-        </w:rPr>
-        <w:t xml:space="preserve">1.2</w:t>
-      </w:r>
-      <w:r>
-        <w:rPr>
-          <w:rFonts w:ascii="Georgia" w:cs="Georgia" w:eastAsia="Georgia" w:hAnsi="Georgia"/>
-          <w:sz w:val="21"/>
-          <w:szCs w:val="21"/>
-        </w:rPr>
-        <w:t xml:space="preserve">	</w:t>
-      </w:r>
+      </w:pPr>
       <w:r>
         <w:rPr>
           <w:rFonts w:ascii="Georgia" w:cs="Georgia" w:eastAsia="Georgia" w:hAnsi="Georgia"/>
@@ -1189,29 +1162,13 @@
     </w:p>
     <w:p>
       <w:pPr>
-        <w:tabs>
-          <w:tab w:val="left" w:pos="709"/>
-        </w:tabs>
+        <w:pStyle w:val="ListParagraph"/>
+        <w:numPr>
+          <w:ilvl w:val="1"/>
+          <w:numId w:val="3"/>
+        </w:numPr>
         <w:spacing w:after="120" w:before="0" w:line="300"/>
-        <w:ind w:left="709" w:hanging="709"/>
-      </w:pPr>
-      <w:r>
-        <w:rPr>
-          <w:rFonts w:ascii="Georgia" w:cs="Georgia" w:eastAsia="Georgia" w:hAnsi="Georgia"/>
-          <w:color w:val="1A1F24"/>
-          <w:sz w:val="21"/>
-          <w:szCs w:val="21"/>
-        </w:rPr>
-        <w:t xml:space="preserve">1.3</w:t>
-      </w:r>
-      <w:r>
-        <w:rPr>
-          <w:rFonts w:ascii="Georgia" w:cs="Georgia" w:eastAsia="Georgia" w:hAnsi="Georgia"/>
-          <w:sz w:val="21"/>
-          <w:szCs w:val="21"/>
-        </w:rPr>
-        <w:t xml:space="preserve">	</w:t>
-      </w:r>
+      </w:pPr>
       <w:r>
         <w:rPr>
           <w:rFonts w:ascii="Georgia" w:cs="Georgia" w:eastAsia="Georgia" w:hAnsi="Georgia"/>
@@ -1300,29 +1257,13 @@
     </w:p>
     <w:p>
       <w:pPr>
-        <w:tabs>
-          <w:tab w:val="left" w:pos="709"/>
-        </w:tabs>
+        <w:pStyle w:val="ListParagraph"/>
+        <w:numPr>
+          <w:ilvl w:val="1"/>
+          <w:numId w:val="3"/>
+        </w:numPr>
         <w:spacing w:after="120" w:before="0" w:line="300"/>
-        <w:ind w:left="709" w:hanging="709"/>
-      </w:pPr>
-      <w:r>
-        <w:rPr>
-          <w:rFonts w:ascii="Georgia" w:cs="Georgia" w:eastAsia="Georgia" w:hAnsi="Georgia"/>
-          <w:color w:val="1A1F24"/>
-          <w:sz w:val="21"/>
-          <w:szCs w:val="21"/>
-        </w:rPr>
-        <w:t xml:space="preserve">1.4</w:t>
-      </w:r>
-      <w:r>
-        <w:rPr>
-          <w:rFonts w:ascii="Georgia" w:cs="Georgia" w:eastAsia="Georgia" w:hAnsi="Georgia"/>
-          <w:sz w:val="21"/>
-          <w:szCs w:val="21"/>
-        </w:rPr>
-        <w:t xml:space="preserve">	</w:t>
-      </w:r>
+      </w:pPr>
       <w:r>
         <w:rPr>
           <w:rFonts w:ascii="Georgia" w:cs="Georgia" w:eastAsia="Georgia" w:hAnsi="Georgia"/>
@@ -1364,6 +1305,7 @@
     </w:p>
     <w:p>
       <w:pPr>
+        <w:pStyle w:val="Heading1"/>
         <w:keepNext/>
         <w:spacing w:after="100" w:before="240"/>
       </w:pPr>
@@ -1524,7 +1466,12 @@
     </w:p>
     <w:p>
       <w:pPr>
+        <w:pStyle w:val="Heading1"/>
         <w:keepNext/>
+        <w:numPr>
+          <w:ilvl w:val="0"/>
+          <w:numId w:val="3"/>
+        </w:numPr>
         <w:spacing w:after="100" w:before="240"/>
       </w:pPr>
       <w:r>
@@ -1536,34 +1483,18 @@
           <w:sz w:val="23"/>
           <w:szCs w:val="23"/>
         </w:rPr>
-        <w:t xml:space="preserve">2 Creation of the Portfolio</w:t>
-      </w:r>
-    </w:p>
-    <w:p>
-      <w:pPr>
-        <w:tabs>
-          <w:tab w:val="left" w:pos="709"/>
-        </w:tabs>
+        <w:t xml:space="preserve">Creation of the Portfolio</w:t>
+      </w:r>
+    </w:p>
+    <w:p>
+      <w:pPr>
+        <w:pStyle w:val="ListParagraph"/>
+        <w:numPr>
+          <w:ilvl w:val="1"/>
+          <w:numId w:val="3"/>
+        </w:numPr>
         <w:spacing w:after="120" w:before="0" w:line="300"/>
-        <w:ind w:left="709" w:hanging="709"/>
-      </w:pPr>
-      <w:r>
-        <w:rPr>
-          <w:rFonts w:ascii="Georgia" w:cs="Georgia" w:eastAsia="Georgia" w:hAnsi="Georgia"/>
-          <w:color w:val="1A1F24"/>
-          <w:sz w:val="21"/>
-          <w:szCs w:val="21"/>
-        </w:rPr>
-        <w:t xml:space="preserve">2.1</w:t>
-      </w:r>
-      <w:r>
-        <w:rPr>
-          <w:rFonts w:ascii="Georgia" w:cs="Georgia" w:eastAsia="Georgia" w:hAnsi="Georgia"/>
-          <w:sz w:val="21"/>
-          <w:szCs w:val="21"/>
-        </w:rPr>
-        <w:t xml:space="preserve">	</w:t>
-      </w:r>
+      </w:pPr>
       <w:r>
         <w:rPr>
           <w:rFonts w:ascii="Georgia" w:cs="Georgia" w:eastAsia="Georgia" w:hAnsi="Georgia"/>
@@ -1601,15 +1532,6 @@
           <w:shd w:fill="FFF2CC" w:color="auto" w:val="clear"/>
         </w:rPr>
         <w:t xml:space="preserve">{{resolution.effective_date}}</w:t>
-      </w:r>
-      <w:r>
-        <w:rPr>
-          <w:rFonts w:ascii="Georgia" w:cs="Georgia" w:eastAsia="Georgia" w:hAnsi="Georgia"/>
-          <w:color w:val="1A1F24"/>
-          <w:sz w:val="21"/>
-          <w:szCs w:val="21"/>
-        </w:rPr>
-        <w:t xml:space="preserve"> </w:t>
       </w:r>
       <w:r>
         <w:rPr>
@@ -1630,7 +1552,7 @@
           <w:sz w:val="21"/>
           <w:szCs w:val="21"/>
         </w:rPr>
-        <w:t xml:space="preserve"> or, if later, the date on which the Financial Services Commission approves the creation of the Portfolio </w:t>
+        <w:t xml:space="preserve"> or, if later, the date on which the Financial Services Commission approves the creation of the Portfolio</w:t>
       </w:r>
       <w:r>
         <w:rPr>
@@ -1656,29 +1578,13 @@
     </w:p>
     <w:p>
       <w:pPr>
-        <w:tabs>
-          <w:tab w:val="left" w:pos="709"/>
-        </w:tabs>
+        <w:pStyle w:val="ListParagraph"/>
+        <w:numPr>
+          <w:ilvl w:val="1"/>
+          <w:numId w:val="3"/>
+        </w:numPr>
         <w:spacing w:after="120" w:before="0" w:line="300"/>
-        <w:ind w:left="709" w:hanging="709"/>
-      </w:pPr>
-      <w:r>
-        <w:rPr>
-          <w:rFonts w:ascii="Georgia" w:cs="Georgia" w:eastAsia="Georgia" w:hAnsi="Georgia"/>
-          <w:color w:val="1A1F24"/>
-          <w:sz w:val="21"/>
-          <w:szCs w:val="21"/>
-        </w:rPr>
-        <w:t xml:space="preserve">2.2</w:t>
-      </w:r>
-      <w:r>
-        <w:rPr>
-          <w:rFonts w:ascii="Georgia" w:cs="Georgia" w:eastAsia="Georgia" w:hAnsi="Georgia"/>
-          <w:sz w:val="21"/>
-          <w:szCs w:val="21"/>
-        </w:rPr>
-        <w:t xml:space="preserve">	</w:t>
-      </w:r>
+      </w:pPr>
       <w:r>
         <w:rPr>
           <w:rFonts w:ascii="Georgia" w:cs="Georgia" w:eastAsia="Georgia" w:hAnsi="Georgia"/>
@@ -1691,29 +1597,13 @@
     </w:p>
     <w:p>
       <w:pPr>
-        <w:tabs>
-          <w:tab w:val="left" w:pos="709"/>
-        </w:tabs>
+        <w:pStyle w:val="ListParagraph"/>
+        <w:numPr>
+          <w:ilvl w:val="1"/>
+          <w:numId w:val="3"/>
+        </w:numPr>
         <w:spacing w:after="120" w:before="0" w:line="300"/>
-        <w:ind w:left="709" w:hanging="709"/>
-      </w:pPr>
-      <w:r>
-        <w:rPr>
-          <w:rFonts w:ascii="Georgia" w:cs="Georgia" w:eastAsia="Georgia" w:hAnsi="Georgia"/>
-          <w:color w:val="1A1F24"/>
-          <w:sz w:val="21"/>
-          <w:szCs w:val="21"/>
-        </w:rPr>
-        <w:t xml:space="preserve">2.3</w:t>
-      </w:r>
-      <w:r>
-        <w:rPr>
-          <w:rFonts w:ascii="Georgia" w:cs="Georgia" w:eastAsia="Georgia" w:hAnsi="Georgia"/>
-          <w:sz w:val="21"/>
-          <w:szCs w:val="21"/>
-        </w:rPr>
-        <w:t xml:space="preserve">	</w:t>
-      </w:r>
+      </w:pPr>
       <w:r>
         <w:rPr>
           <w:rFonts w:ascii="Georgia" w:cs="Georgia" w:eastAsia="Georgia" w:hAnsi="Georgia"/>
@@ -1764,7 +1654,12 @@
     </w:p>
     <w:p>
       <w:pPr>
+        <w:pStyle w:val="Heading1"/>
         <w:keepNext/>
+        <w:numPr>
+          <w:ilvl w:val="0"/>
+          <w:numId w:val="3"/>
+        </w:numPr>
         <w:spacing w:after="100" w:before="240"/>
       </w:pPr>
       <w:r>
@@ -1776,7 +1671,7 @@
           <w:sz w:val="23"/>
           <w:szCs w:val="23"/>
         </w:rPr>
-        <w:t xml:space="preserve">3 Regulatory approval or notification</w:t>
+        <w:t xml:space="preserve">Regulatory approval or notification</w:t>
       </w:r>
     </w:p>
     <w:p>
@@ -1798,29 +1693,13 @@
     </w:p>
     <w:p>
       <w:pPr>
-        <w:tabs>
-          <w:tab w:val="left" w:pos="709"/>
-        </w:tabs>
+        <w:pStyle w:val="ListParagraph"/>
+        <w:numPr>
+          <w:ilvl w:val="1"/>
+          <w:numId w:val="3"/>
+        </w:numPr>
         <w:spacing w:after="120" w:before="0" w:line="300"/>
-        <w:ind w:left="709" w:hanging="709"/>
-      </w:pPr>
-      <w:r>
-        <w:rPr>
-          <w:rFonts w:ascii="Georgia" w:cs="Georgia" w:eastAsia="Georgia" w:hAnsi="Georgia"/>
-          <w:color w:val="1A1F24"/>
-          <w:sz w:val="21"/>
-          <w:szCs w:val="21"/>
-        </w:rPr>
-        <w:t xml:space="preserve">3.1</w:t>
-      </w:r>
-      <w:r>
-        <w:rPr>
-          <w:rFonts w:ascii="Georgia" w:cs="Georgia" w:eastAsia="Georgia" w:hAnsi="Georgia"/>
-          <w:sz w:val="21"/>
-          <w:szCs w:val="21"/>
-        </w:rPr>
-        <w:t xml:space="preserve">	</w:t>
-      </w:r>
+      </w:pPr>
       <w:r>
         <w:rPr>
           <w:rFonts w:ascii="Georgia" w:cs="Georgia" w:eastAsia="Georgia" w:hAnsi="Georgia"/>
@@ -1850,29 +1729,13 @@
     </w:p>
     <w:p>
       <w:pPr>
-        <w:tabs>
-          <w:tab w:val="left" w:pos="709"/>
-        </w:tabs>
+        <w:pStyle w:val="ListParagraph"/>
+        <w:numPr>
+          <w:ilvl w:val="1"/>
+          <w:numId w:val="3"/>
+        </w:numPr>
         <w:spacing w:after="120" w:before="0" w:line="300"/>
-        <w:ind w:left="709" w:hanging="709"/>
-      </w:pPr>
-      <w:r>
-        <w:rPr>
-          <w:rFonts w:ascii="Georgia" w:cs="Georgia" w:eastAsia="Georgia" w:hAnsi="Georgia"/>
-          <w:color w:val="1A1F24"/>
-          <w:sz w:val="21"/>
-          <w:szCs w:val="21"/>
-        </w:rPr>
-        <w:t xml:space="preserve">3.1</w:t>
-      </w:r>
-      <w:r>
-        <w:rPr>
-          <w:rFonts w:ascii="Georgia" w:cs="Georgia" w:eastAsia="Georgia" w:hAnsi="Georgia"/>
-          <w:sz w:val="21"/>
-          <w:szCs w:val="21"/>
-        </w:rPr>
-        <w:t xml:space="preserve">	</w:t>
-      </w:r>
+      </w:pPr>
       <w:r>
         <w:rPr>
           <w:rFonts w:ascii="Georgia" w:cs="Georgia" w:eastAsia="Georgia" w:hAnsi="Georgia"/>
@@ -1938,7 +1801,12 @@
     </w:p>
     <w:p>
       <w:pPr>
+        <w:pStyle w:val="Heading1"/>
         <w:keepNext/>
+        <w:numPr>
+          <w:ilvl w:val="0"/>
+          <w:numId w:val="3"/>
+        </w:numPr>
         <w:spacing w:after="100" w:before="240"/>
       </w:pPr>
       <w:r>
@@ -1950,34 +1818,18 @@
           <w:sz w:val="23"/>
           <w:szCs w:val="23"/>
         </w:rPr>
-        <w:t xml:space="preserve">4 Offer of Portfolio Shares</w:t>
-      </w:r>
-    </w:p>
-    <w:p>
-      <w:pPr>
-        <w:tabs>
-          <w:tab w:val="left" w:pos="709"/>
-        </w:tabs>
+        <w:t xml:space="preserve">Offer of Portfolio Shares</w:t>
+      </w:r>
+    </w:p>
+    <w:p>
+      <w:pPr>
+        <w:pStyle w:val="ListParagraph"/>
+        <w:numPr>
+          <w:ilvl w:val="1"/>
+          <w:numId w:val="3"/>
+        </w:numPr>
         <w:spacing w:after="120" w:before="0" w:line="300"/>
-        <w:ind w:left="709" w:hanging="709"/>
-      </w:pPr>
-      <w:r>
-        <w:rPr>
-          <w:rFonts w:ascii="Georgia" w:cs="Georgia" w:eastAsia="Georgia" w:hAnsi="Georgia"/>
-          <w:color w:val="1A1F24"/>
-          <w:sz w:val="21"/>
-          <w:szCs w:val="21"/>
-        </w:rPr>
-        <w:t xml:space="preserve">4.1</w:t>
-      </w:r>
-      <w:r>
-        <w:rPr>
-          <w:rFonts w:ascii="Georgia" w:cs="Georgia" w:eastAsia="Georgia" w:hAnsi="Georgia"/>
-          <w:sz w:val="21"/>
-          <w:szCs w:val="21"/>
-        </w:rPr>
-        <w:t xml:space="preserve">	</w:t>
-      </w:r>
+      </w:pPr>
       <w:r>
         <w:rPr>
           <w:rFonts w:ascii="Georgia" w:cs="Georgia" w:eastAsia="Georgia" w:hAnsi="Georgia"/>
@@ -2009,29 +1861,13 @@
     </w:p>
     <w:p>
       <w:pPr>
-        <w:tabs>
-          <w:tab w:val="left" w:pos="709"/>
-        </w:tabs>
+        <w:pStyle w:val="ListParagraph"/>
+        <w:numPr>
+          <w:ilvl w:val="1"/>
+          <w:numId w:val="3"/>
+        </w:numPr>
         <w:spacing w:after="120" w:before="0" w:line="300"/>
-        <w:ind w:left="709" w:hanging="709"/>
-      </w:pPr>
-      <w:r>
-        <w:rPr>
-          <w:rFonts w:ascii="Georgia" w:cs="Georgia" w:eastAsia="Georgia" w:hAnsi="Georgia"/>
-          <w:color w:val="1A1F24"/>
-          <w:sz w:val="21"/>
-          <w:szCs w:val="21"/>
-        </w:rPr>
-        <w:t xml:space="preserve">4.2</w:t>
-      </w:r>
-      <w:r>
-        <w:rPr>
-          <w:rFonts w:ascii="Georgia" w:cs="Georgia" w:eastAsia="Georgia" w:hAnsi="Georgia"/>
-          <w:sz w:val="21"/>
-          <w:szCs w:val="21"/>
-        </w:rPr>
-        <w:t xml:space="preserve">	</w:t>
-      </w:r>
+      </w:pPr>
       <w:r>
         <w:rPr>
           <w:rFonts w:ascii="Georgia" w:cs="Georgia" w:eastAsia="Georgia" w:hAnsi="Georgia"/>
@@ -2101,29 +1937,13 @@
     </w:p>
     <w:p>
       <w:pPr>
-        <w:tabs>
-          <w:tab w:val="left" w:pos="709"/>
-        </w:tabs>
+        <w:pStyle w:val="ListParagraph"/>
+        <w:numPr>
+          <w:ilvl w:val="1"/>
+          <w:numId w:val="3"/>
+        </w:numPr>
         <w:spacing w:after="120" w:before="0" w:line="300"/>
-        <w:ind w:left="709" w:hanging="709"/>
-      </w:pPr>
-      <w:r>
-        <w:rPr>
-          <w:rFonts w:ascii="Georgia" w:cs="Georgia" w:eastAsia="Georgia" w:hAnsi="Georgia"/>
-          <w:color w:val="1A1F24"/>
-          <w:sz w:val="21"/>
-          <w:szCs w:val="21"/>
-        </w:rPr>
-        <w:t xml:space="preserve">4.3</w:t>
-      </w:r>
-      <w:r>
-        <w:rPr>
-          <w:rFonts w:ascii="Georgia" w:cs="Georgia" w:eastAsia="Georgia" w:hAnsi="Georgia"/>
-          <w:sz w:val="21"/>
-          <w:szCs w:val="21"/>
-        </w:rPr>
-        <w:t xml:space="preserve">	</w:t>
-      </w:r>
+      </w:pPr>
       <w:r>
         <w:rPr>
           <w:rFonts w:ascii="Georgia" w:cs="Georgia" w:eastAsia="Georgia" w:hAnsi="Georgia"/>
@@ -2174,29 +1994,13 @@
     </w:p>
     <w:p>
       <w:pPr>
-        <w:tabs>
-          <w:tab w:val="left" w:pos="709"/>
-        </w:tabs>
+        <w:pStyle w:val="ListParagraph"/>
+        <w:numPr>
+          <w:ilvl w:val="1"/>
+          <w:numId w:val="3"/>
+        </w:numPr>
         <w:spacing w:after="120" w:before="0" w:line="300"/>
-        <w:ind w:left="709" w:hanging="709"/>
-      </w:pPr>
-      <w:r>
-        <w:rPr>
-          <w:rFonts w:ascii="Georgia" w:cs="Georgia" w:eastAsia="Georgia" w:hAnsi="Georgia"/>
-          <w:color w:val="1A1F24"/>
-          <w:sz w:val="21"/>
-          <w:szCs w:val="21"/>
-        </w:rPr>
-        <w:t xml:space="preserve">4.4</w:t>
-      </w:r>
-      <w:r>
-        <w:rPr>
-          <w:rFonts w:ascii="Georgia" w:cs="Georgia" w:eastAsia="Georgia" w:hAnsi="Georgia"/>
-          <w:sz w:val="21"/>
-          <w:szCs w:val="21"/>
-        </w:rPr>
-        <w:t xml:space="preserve">	</w:t>
-      </w:r>
+      </w:pPr>
       <w:r>
         <w:rPr>
           <w:rFonts w:ascii="Georgia" w:cs="Georgia" w:eastAsia="Georgia" w:hAnsi="Georgia"/>
@@ -2264,7 +2068,12 @@
     </w:p>
     <w:p>
       <w:pPr>
+        <w:pStyle w:val="Heading1"/>
         <w:keepNext/>
+        <w:numPr>
+          <w:ilvl w:val="0"/>
+          <w:numId w:val="3"/>
+        </w:numPr>
         <w:spacing w:after="100" w:before="240"/>
       </w:pPr>
       <w:r>
@@ -2276,34 +2085,18 @@
           <w:sz w:val="23"/>
           <w:szCs w:val="23"/>
         </w:rPr>
-        <w:t xml:space="preserve">5 Acquisition from the Seller (Independent Directors)</w:t>
-      </w:r>
-    </w:p>
-    <w:p>
-      <w:pPr>
-        <w:tabs>
-          <w:tab w:val="left" w:pos="709"/>
-        </w:tabs>
+        <w:t xml:space="preserve">Acquisition from the Seller (Independent Directors)</w:t>
+      </w:r>
+    </w:p>
+    <w:p>
+      <w:pPr>
+        <w:pStyle w:val="ListParagraph"/>
+        <w:numPr>
+          <w:ilvl w:val="1"/>
+          <w:numId w:val="3"/>
+        </w:numPr>
         <w:spacing w:after="120" w:before="0" w:line="300"/>
-        <w:ind w:left="709" w:hanging="709"/>
-      </w:pPr>
-      <w:r>
-        <w:rPr>
-          <w:rFonts w:ascii="Georgia" w:cs="Georgia" w:eastAsia="Georgia" w:hAnsi="Georgia"/>
-          <w:color w:val="1A1F24"/>
-          <w:sz w:val="21"/>
-          <w:szCs w:val="21"/>
-        </w:rPr>
-        <w:t xml:space="preserve">5.1</w:t>
-      </w:r>
-      <w:r>
-        <w:rPr>
-          <w:rFonts w:ascii="Georgia" w:cs="Georgia" w:eastAsia="Georgia" w:hAnsi="Georgia"/>
-          <w:sz w:val="21"/>
-          <w:szCs w:val="21"/>
-        </w:rPr>
-        <w:t xml:space="preserve">	</w:t>
-      </w:r>
+      </w:pPr>
       <w:r>
         <w:rPr>
           <w:rFonts w:ascii="Georgia" w:cs="Georgia" w:eastAsia="Georgia" w:hAnsi="Georgia"/>
@@ -2354,29 +2147,13 @@
     </w:p>
     <w:p>
       <w:pPr>
-        <w:tabs>
-          <w:tab w:val="left" w:pos="709"/>
-        </w:tabs>
+        <w:pStyle w:val="ListParagraph"/>
+        <w:numPr>
+          <w:ilvl w:val="1"/>
+          <w:numId w:val="3"/>
+        </w:numPr>
         <w:spacing w:after="120" w:before="0" w:line="300"/>
-        <w:ind w:left="709" w:hanging="709"/>
-      </w:pPr>
-      <w:r>
-        <w:rPr>
-          <w:rFonts w:ascii="Georgia" w:cs="Georgia" w:eastAsia="Georgia" w:hAnsi="Georgia"/>
-          <w:color w:val="1A1F24"/>
-          <w:sz w:val="21"/>
-          <w:szCs w:val="21"/>
-        </w:rPr>
-        <w:t xml:space="preserve">5.2</w:t>
-      </w:r>
-      <w:r>
-        <w:rPr>
-          <w:rFonts w:ascii="Georgia" w:cs="Georgia" w:eastAsia="Georgia" w:hAnsi="Georgia"/>
-          <w:sz w:val="21"/>
-          <w:szCs w:val="21"/>
-        </w:rPr>
-        <w:t xml:space="preserve">	</w:t>
-      </w:r>
+      </w:pPr>
       <w:r>
         <w:rPr>
           <w:rFonts w:ascii="Georgia" w:cs="Georgia" w:eastAsia="Georgia" w:hAnsi="Georgia"/>
@@ -2427,29 +2204,13 @@
     </w:p>
     <w:p>
       <w:pPr>
-        <w:tabs>
-          <w:tab w:val="left" w:pos="709"/>
-        </w:tabs>
+        <w:pStyle w:val="ListParagraph"/>
+        <w:numPr>
+          <w:ilvl w:val="1"/>
+          <w:numId w:val="3"/>
+        </w:numPr>
         <w:spacing w:after="120" w:before="0" w:line="300"/>
-        <w:ind w:left="709" w:hanging="709"/>
-      </w:pPr>
-      <w:r>
-        <w:rPr>
-          <w:rFonts w:ascii="Georgia" w:cs="Georgia" w:eastAsia="Georgia" w:hAnsi="Georgia"/>
-          <w:color w:val="1A1F24"/>
-          <w:sz w:val="21"/>
-          <w:szCs w:val="21"/>
-        </w:rPr>
-        <w:t xml:space="preserve">5.3</w:t>
-      </w:r>
-      <w:r>
-        <w:rPr>
-          <w:rFonts w:ascii="Georgia" w:cs="Georgia" w:eastAsia="Georgia" w:hAnsi="Georgia"/>
-          <w:sz w:val="21"/>
-          <w:szCs w:val="21"/>
-        </w:rPr>
-        <w:t xml:space="preserve">	</w:t>
-      </w:r>
+      </w:pPr>
       <w:r>
         <w:rPr>
           <w:rFonts w:ascii="Georgia" w:cs="Georgia" w:eastAsia="Georgia" w:hAnsi="Georgia"/>
@@ -2462,29 +2223,13 @@
     </w:p>
     <w:p>
       <w:pPr>
-        <w:tabs>
-          <w:tab w:val="left" w:pos="709"/>
-        </w:tabs>
+        <w:pStyle w:val="ListParagraph"/>
+        <w:numPr>
+          <w:ilvl w:val="1"/>
+          <w:numId w:val="3"/>
+        </w:numPr>
         <w:spacing w:after="120" w:before="0" w:line="300"/>
-        <w:ind w:left="709" w:hanging="709"/>
-      </w:pPr>
-      <w:r>
-        <w:rPr>
-          <w:rFonts w:ascii="Georgia" w:cs="Georgia" w:eastAsia="Georgia" w:hAnsi="Georgia"/>
-          <w:color w:val="1A1F24"/>
-          <w:sz w:val="21"/>
-          <w:szCs w:val="21"/>
-        </w:rPr>
-        <w:t xml:space="preserve">5.4</w:t>
-      </w:r>
-      <w:r>
-        <w:rPr>
-          <w:rFonts w:ascii="Georgia" w:cs="Georgia" w:eastAsia="Georgia" w:hAnsi="Georgia"/>
-          <w:sz w:val="21"/>
-          <w:szCs w:val="21"/>
-        </w:rPr>
-        <w:t xml:space="preserve">	</w:t>
-      </w:r>
+      </w:pPr>
       <w:r>
         <w:rPr>
           <w:rFonts w:ascii="Georgia" w:cs="Georgia" w:eastAsia="Georgia" w:hAnsi="Georgia"/>
@@ -2514,29 +2259,13 @@
     </w:p>
     <w:p>
       <w:pPr>
-        <w:tabs>
-          <w:tab w:val="left" w:pos="709"/>
-        </w:tabs>
+        <w:pStyle w:val="ListParagraph"/>
+        <w:numPr>
+          <w:ilvl w:val="1"/>
+          <w:numId w:val="3"/>
+        </w:numPr>
         <w:spacing w:after="120" w:before="0" w:line="300"/>
-        <w:ind w:left="709" w:hanging="709"/>
-      </w:pPr>
-      <w:r>
-        <w:rPr>
-          <w:rFonts w:ascii="Georgia" w:cs="Georgia" w:eastAsia="Georgia" w:hAnsi="Georgia"/>
-          <w:color w:val="1A1F24"/>
-          <w:sz w:val="21"/>
-          <w:szCs w:val="21"/>
-        </w:rPr>
-        <w:t xml:space="preserve">5.5</w:t>
-      </w:r>
-      <w:r>
-        <w:rPr>
-          <w:rFonts w:ascii="Georgia" w:cs="Georgia" w:eastAsia="Georgia" w:hAnsi="Georgia"/>
-          <w:sz w:val="21"/>
-          <w:szCs w:val="21"/>
-        </w:rPr>
-        <w:t xml:space="preserve">	</w:t>
-      </w:r>
+      </w:pPr>
       <w:r>
         <w:rPr>
           <w:rFonts w:ascii="Georgia" w:cs="Georgia" w:eastAsia="Georgia" w:hAnsi="Georgia"/>
@@ -2585,7 +2314,12 @@
     </w:p>
     <w:p>
       <w:pPr>
+        <w:pStyle w:val="Heading1"/>
         <w:keepNext/>
+        <w:numPr>
+          <w:ilvl w:val="0"/>
+          <w:numId w:val="3"/>
+        </w:numPr>
         <w:spacing w:after="100" w:before="240"/>
       </w:pPr>
       <w:r>
@@ -2597,34 +2331,18 @@
           <w:sz w:val="23"/>
           <w:szCs w:val="23"/>
         </w:rPr>
-        <w:t xml:space="preserve">6 Contracting for the Portfolio</w:t>
-      </w:r>
-    </w:p>
-    <w:p>
-      <w:pPr>
-        <w:tabs>
-          <w:tab w:val="left" w:pos="709"/>
-        </w:tabs>
+        <w:t xml:space="preserve">Contracting for the Portfolio</w:t>
+      </w:r>
+    </w:p>
+    <w:p>
+      <w:pPr>
+        <w:pStyle w:val="ListParagraph"/>
+        <w:numPr>
+          <w:ilvl w:val="1"/>
+          <w:numId w:val="3"/>
+        </w:numPr>
         <w:spacing w:after="120" w:before="0" w:line="300"/>
-        <w:ind w:left="709" w:hanging="709"/>
-      </w:pPr>
-      <w:r>
-        <w:rPr>
-          <w:rFonts w:ascii="Georgia" w:cs="Georgia" w:eastAsia="Georgia" w:hAnsi="Georgia"/>
-          <w:color w:val="1A1F24"/>
-          <w:sz w:val="21"/>
-          <w:szCs w:val="21"/>
-        </w:rPr>
-        <w:t xml:space="preserve">6.1</w:t>
-      </w:r>
-      <w:r>
-        <w:rPr>
-          <w:rFonts w:ascii="Georgia" w:cs="Georgia" w:eastAsia="Georgia" w:hAnsi="Georgia"/>
-          <w:sz w:val="21"/>
-          <w:szCs w:val="21"/>
-        </w:rPr>
-        <w:t xml:space="preserve">	</w:t>
-      </w:r>
+      </w:pPr>
       <w:r>
         <w:rPr>
           <w:rFonts w:ascii="Georgia" w:cs="Georgia" w:eastAsia="Georgia" w:hAnsi="Georgia"/>
@@ -2699,7 +2417,12 @@
     </w:p>
     <w:p>
       <w:pPr>
+        <w:pStyle w:val="Heading1"/>
         <w:keepNext/>
+        <w:numPr>
+          <w:ilvl w:val="0"/>
+          <w:numId w:val="3"/>
+        </w:numPr>
         <w:spacing w:after="100" w:before="240"/>
       </w:pPr>
       <w:r>
@@ -2711,34 +2434,18 @@
           <w:sz w:val="23"/>
           <w:szCs w:val="23"/>
         </w:rPr>
-        <w:t xml:space="preserve">7 Authority</w:t>
-      </w:r>
-    </w:p>
-    <w:p>
-      <w:pPr>
-        <w:tabs>
-          <w:tab w:val="left" w:pos="709"/>
-        </w:tabs>
+        <w:t xml:space="preserve">Authority</w:t>
+      </w:r>
+    </w:p>
+    <w:p>
+      <w:pPr>
+        <w:pStyle w:val="ListParagraph"/>
+        <w:numPr>
+          <w:ilvl w:val="1"/>
+          <w:numId w:val="3"/>
+        </w:numPr>
         <w:spacing w:after="120" w:before="0" w:line="300"/>
-        <w:ind w:left="709" w:hanging="709"/>
-      </w:pPr>
-      <w:r>
-        <w:rPr>
-          <w:rFonts w:ascii="Georgia" w:cs="Georgia" w:eastAsia="Georgia" w:hAnsi="Georgia"/>
-          <w:color w:val="1A1F24"/>
-          <w:sz w:val="21"/>
-          <w:szCs w:val="21"/>
-        </w:rPr>
-        <w:t xml:space="preserve">7.1</w:t>
-      </w:r>
-      <w:r>
-        <w:rPr>
-          <w:rFonts w:ascii="Georgia" w:cs="Georgia" w:eastAsia="Georgia" w:hAnsi="Georgia"/>
-          <w:sz w:val="21"/>
-          <w:szCs w:val="21"/>
-        </w:rPr>
-        <w:t xml:space="preserve">	</w:t>
-      </w:r>
+      </w:pPr>
       <w:r>
         <w:rPr>
           <w:rFonts w:ascii="Georgia" w:cs="Georgia" w:eastAsia="Georgia" w:hAnsi="Georgia"/>
@@ -2751,29 +2458,13 @@
     </w:p>
     <w:p>
       <w:pPr>
-        <w:tabs>
-          <w:tab w:val="left" w:pos="709"/>
-        </w:tabs>
+        <w:pStyle w:val="ListParagraph"/>
+        <w:numPr>
+          <w:ilvl w:val="1"/>
+          <w:numId w:val="3"/>
+        </w:numPr>
         <w:spacing w:after="120" w:before="0" w:line="300"/>
-        <w:ind w:left="709" w:hanging="709"/>
-      </w:pPr>
-      <w:r>
-        <w:rPr>
-          <w:rFonts w:ascii="Georgia" w:cs="Georgia" w:eastAsia="Georgia" w:hAnsi="Georgia"/>
-          <w:color w:val="1A1F24"/>
-          <w:sz w:val="21"/>
-          <w:szCs w:val="21"/>
-        </w:rPr>
-        <w:t xml:space="preserve">7.2</w:t>
-      </w:r>
-      <w:r>
-        <w:rPr>
-          <w:rFonts w:ascii="Georgia" w:cs="Georgia" w:eastAsia="Georgia" w:hAnsi="Georgia"/>
-          <w:sz w:val="21"/>
-          <w:szCs w:val="21"/>
-        </w:rPr>
-        <w:t xml:space="preserve">	</w:t>
-      </w:r>
+      </w:pPr>
       <w:r>
         <w:rPr>
           <w:rFonts w:ascii="Georgia" w:cs="Georgia" w:eastAsia="Georgia" w:hAnsi="Georgia"/>
@@ -2795,7 +2486,7 @@
           <w:sz w:val="21"/>
           <w:szCs w:val="21"/>
         </w:rPr>
-        <w:t xml:space="preserve">These resolutions are passed by the directors signing below and take effect when the last director signs </w:t>
+        <w:t xml:space="preserve">These resolutions are passed by the directors signing below and take effect when the last director signs</w:t>
       </w:r>
       <w:r>
         <w:rPr>
@@ -2835,7 +2526,7 @@
           <w:sz w:val="21"/>
           <w:szCs w:val="21"/>
         </w:rPr>
-        <w:t xml:space="preserve"> if later </w:t>
+        <w:t xml:space="preserve"> if later</w:t>
       </w:r>
       <w:r>
         <w:rPr>
@@ -3002,8 +2693,8 @@
       </w:r>
     </w:p>
     <w:sectPr>
-      <w:headerReference w:type="default" r:id="rId7"/>
-      <w:footerReference w:type="default" r:id="rId8"/>
+      <w:headerReference w:type="default" r:id="rId6"/>
+      <w:footerReference w:type="default" r:id="rId7"/>
       <w:pgSz w:w="11906" w:h="16838" w:orient="portrait"/>
       <w:pgMar w:top="1440" w:right="1440" w:bottom="1440" w:left="1440" w:header="708" w:footer="708" w:gutter="0"/>
       <w:pgNumType/>
@@ -3011,10 +2702,6 @@
     </w:sectPr>
   </w:body>
 </w:document>
-</file>
-
-<file path=word/comments.xml><?xml version="1.0" encoding="utf-8"?>
-<w:comments xmlns:cx="http://schemas.microsoft.com/office/drawing/2014/chartex" xmlns:cx1="http://schemas.microsoft.com/office/drawing/2015/9/8/chartex" xmlns:cx2="http://schemas.microsoft.com/office/drawing/2015/10/21/chartex" xmlns:cx3="http://schemas.microsoft.com/office/drawing/2016/5/9/chartex" xmlns:cx4="http://schemas.microsoft.com/office/drawing/2016/5/10/chartex" xmlns:cx5="http://schemas.microsoft.com/office/drawing/2016/5/11/chartex" xmlns:cx6="http://schemas.microsoft.com/office/drawing/2016/5/12/chartex" xmlns:cx7="http://schemas.microsoft.com/office/drawing/2016/5/13/chartex" xmlns:cx8="http://schemas.microsoft.com/office/drawing/2016/5/14/chartex" xmlns:mc="http://schemas.openxmlformats.org/markup-compatibility/2006" xmlns:aink="http://schemas.microsoft.com/office/drawing/2016/ink" xmlns:am3d="http://schemas.microsoft.com/office/drawing/2017/model3d" xmlns:o="urn:schemas-microsoft-com:office:office" xmlns:r="http://schemas.openxmlformats.org/officeDocument/2006/relationships" xmlns:m="http://schemas.openxmlformats.org/officeDocument/2006/math" xmlns:v="urn:schemas-microsoft-com:vml" xmlns:wp14="http://schemas.microsoft.com/office/word/2010/wordprocessingDrawing" xmlns:wp="http://schemas.openxmlformats.org/drawingml/2006/wordprocessingDrawing" xmlns:w10="urn:schemas-microsoft-com:office:word" xmlns:w="http://schemas.openxmlformats.org/wordprocessingml/2006/main" xmlns:w14="http://schemas.microsoft.com/office/word/2010/wordml" xmlns:w15="http://schemas.microsoft.com/office/word/2012/wordml" xmlns:w16cex="http://schemas.microsoft.com/office/word/2018/wordml/cex" xmlns:w16cid="http://schemas.microsoft.com/office/word/2016/wordml/cid" xmlns:w16="http://schemas.microsoft.com/office/word/2018/wordml" xmlns:w16sdtdh="http://schemas.microsoft.com/office/word/2020/wordml/sdtdatahash" xmlns:w16se="http://schemas.microsoft.com/office/word/2015/wordml/symex" xmlns:wpg="http://schemas.microsoft.com/office/word/2010/wordprocessingGroup" xmlns:wpi="http://schemas.microsoft.com/office/word/2010/wordprocessingInk" xmlns:wne="http://schemas.microsoft.com/office/word/2006/wordml" xmlns:wps="http://schemas.microsoft.com/office/word/2010/wordprocessingShape"/>
 </file>
 
 <file path=word/endnotes.xml><?xml version="1.0" encoding="utf-8"?>
@@ -3166,7 +2853,7 @@
 <w:numbering xmlns:wpc="http://schemas.microsoft.com/office/word/2010/wordprocessingCanvas" xmlns:mc="http://schemas.openxmlformats.org/markup-compatibility/2006" xmlns:o="urn:schemas-microsoft-com:office:office" xmlns:r="http://schemas.openxmlformats.org/officeDocument/2006/relationships" xmlns:m="http://schemas.openxmlformats.org/officeDocument/2006/math" xmlns:v="urn:schemas-microsoft-com:vml" xmlns:wp14="http://schemas.microsoft.com/office/word/2010/wordprocessingDrawing" xmlns:wp="http://schemas.openxmlformats.org/drawingml/2006/wordprocessingDrawing" xmlns:w10="urn:schemas-microsoft-com:office:word" xmlns:w="http://schemas.openxmlformats.org/wordprocessingml/2006/main" xmlns:w14="http://schemas.microsoft.com/office/word/2010/wordml" xmlns:w15="http://schemas.microsoft.com/office/word/2012/wordml" xmlns:wpg="http://schemas.microsoft.com/office/word/2010/wordprocessingGroup" xmlns:wpi="http://schemas.microsoft.com/office/word/2010/wordprocessingInk" xmlns:wne="http://schemas.microsoft.com/office/word/2006/wordml" xmlns:wps="http://schemas.microsoft.com/office/word/2010/wordprocessingShape" mc:Ignorable="w14 w15 wp14">
   <w:abstractNum w:abstractNumId="1" w15:restartNumberingAfterBreak="0">
     <w:multiLevelType w:val="hybridMultilevel"/>
-    <w:lvl w:ilvl="0" w15:tentative="1">
+    <w:lvl w:ilvl="0" w:tentative="1">
       <w:start w:val="1"/>
       <w:numFmt w:val="bullet"/>
       <w:lvlText w:val="●"/>
@@ -3175,7 +2862,7 @@
         <w:ind w:left="720" w:hanging="360"/>
       </w:pPr>
     </w:lvl>
-    <w:lvl w:ilvl="1" w15:tentative="1">
+    <w:lvl w:ilvl="1" w:tentative="1">
       <w:start w:val="1"/>
       <w:numFmt w:val="bullet"/>
       <w:lvlText w:val="○"/>
@@ -3184,7 +2871,7 @@
         <w:ind w:left="1440" w:hanging="360"/>
       </w:pPr>
     </w:lvl>
-    <w:lvl w:ilvl="2" w15:tentative="1">
+    <w:lvl w:ilvl="2" w:tentative="1">
       <w:start w:val="1"/>
       <w:numFmt w:val="bullet"/>
       <w:lvlText w:val="■"/>
@@ -3193,7 +2880,7 @@
         <w:ind w:left="2160" w:hanging="360"/>
       </w:pPr>
     </w:lvl>
-    <w:lvl w:ilvl="3" w15:tentative="1">
+    <w:lvl w:ilvl="3" w:tentative="1">
       <w:start w:val="1"/>
       <w:numFmt w:val="bullet"/>
       <w:lvlText w:val="●"/>
@@ -3202,7 +2889,7 @@
         <w:ind w:left="2880" w:hanging="360"/>
       </w:pPr>
     </w:lvl>
-    <w:lvl w:ilvl="4" w15:tentative="1">
+    <w:lvl w:ilvl="4" w:tentative="1">
       <w:start w:val="1"/>
       <w:numFmt w:val="bullet"/>
       <w:lvlText w:val="○"/>
@@ -3211,7 +2898,7 @@
         <w:ind w:left="3600" w:hanging="360"/>
       </w:pPr>
     </w:lvl>
-    <w:lvl w:ilvl="5" w15:tentative="1">
+    <w:lvl w:ilvl="5" w:tentative="1">
       <w:start w:val="1"/>
       <w:numFmt w:val="bullet"/>
       <w:lvlText w:val="■"/>
@@ -3220,7 +2907,7 @@
         <w:ind w:left="4320" w:hanging="360"/>
       </w:pPr>
     </w:lvl>
-    <w:lvl w:ilvl="6" w15:tentative="1">
+    <w:lvl w:ilvl="6" w:tentative="1">
       <w:start w:val="1"/>
       <w:numFmt w:val="bullet"/>
       <w:lvlText w:val="●"/>
@@ -3229,7 +2916,7 @@
         <w:ind w:left="5040" w:hanging="360"/>
       </w:pPr>
     </w:lvl>
-    <w:lvl w:ilvl="7" w15:tentative="1">
+    <w:lvl w:ilvl="7" w:tentative="1">
       <w:start w:val="1"/>
       <w:numFmt w:val="bullet"/>
       <w:lvlText w:val="●"/>
@@ -3238,7 +2925,7 @@
         <w:ind w:left="5760" w:hanging="360"/>
       </w:pPr>
     </w:lvl>
-    <w:lvl w:ilvl="8" w15:tentative="1">
+    <w:lvl w:ilvl="8" w:tentative="1">
       <w:start w:val="1"/>
       <w:numFmt w:val="bullet"/>
       <w:lvlText w:val="●"/>
@@ -3250,7 +2937,7 @@
   </w:abstractNum>
   <w:abstractNum w:abstractNumId="2" w15:restartNumberingAfterBreak="0">
     <w:multiLevelType w:val="hybridMultilevel"/>
-    <w:lvl w:ilvl="0" w15:tentative="1">
+    <w:lvl w:ilvl="0" w:tentative="1">
       <w:start w:val="1"/>
       <w:numFmt w:val="bullet"/>
       <w:lvlText w:val="•"/>
@@ -3262,7 +2949,7 @@
   </w:abstractNum>
   <w:abstractNum w:abstractNumId="3" w15:restartNumberingAfterBreak="0">
     <w:multiLevelType w:val="hybridMultilevel"/>
-    <w:lvl w:ilvl="0" w15:tentative="1">
+    <w:lvl w:ilvl="0" w:tentative="1">
       <w:start w:val="1"/>
       <w:numFmt w:val="decimal"/>
       <w:lvlText w:val="%1."/>
@@ -3270,6 +2957,39 @@
       <w:pPr>
         <w:ind w:left="425" w:hanging="340"/>
       </w:pPr>
+    </w:lvl>
+  </w:abstractNum>
+  <w:abstractNum w:abstractNumId="4" w15:restartNumberingAfterBreak="0">
+    <w:multiLevelType w:val="hybridMultilevel"/>
+    <w:lvl w:ilvl="0" w:tentative="1">
+      <w:start w:val="1"/>
+      <w:numFmt w:val="decimal"/>
+      <w:lvlText w:val="%1"/>
+      <w:lvlJc w:val="left"/>
+      <w:pPr>
+        <w:ind w:left="709" w:hanging="709"/>
+      </w:pPr>
+      <w:rPr>
+        <w:rFonts w:ascii="Georgia" w:cs="Georgia" w:eastAsia="Georgia" w:hAnsi="Georgia"/>
+        <w:b/>
+        <w:bCs/>
+        <w:sz w:val="23"/>
+        <w:szCs w:val="23"/>
+      </w:rPr>
+    </w:lvl>
+    <w:lvl w:ilvl="1" w:tentative="1">
+      <w:start w:val="1"/>
+      <w:numFmt w:val="decimal"/>
+      <w:lvlText w:val="%1.%2"/>
+      <w:lvlJc w:val="left"/>
+      <w:pPr>
+        <w:ind w:left="709" w:hanging="709"/>
+      </w:pPr>
+      <w:rPr>
+        <w:rFonts w:ascii="Georgia" w:cs="Georgia" w:eastAsia="Georgia" w:hAnsi="Georgia"/>
+        <w:sz w:val="21"/>
+        <w:szCs w:val="21"/>
+      </w:rPr>
     </w:lvl>
   </w:abstractNum>
   <w:num w:numId="1">
@@ -3280,6 +3000,12 @@
   </w:num>
   <w:num w:numId="2">
     <w:abstractNumId w:val="3"/>
+    <w:lvlOverride w:ilvl="0">
+      <w:startOverride w:val="1"/>
+    </w:lvlOverride>
+  </w:num>
+  <w:num w:numId="3">
+    <w:abstractNumId w:val="4"/>
     <w:lvlOverride w:ilvl="0">
       <w:startOverride w:val="1"/>
     </w:lvlOverride>
@@ -3299,6 +3025,10 @@
     </w:rPrDefault>
     <w:pPrDefault/>
   </w:docDefaults>
+  <w:style w:type="paragraph" w:styleId="Normal" w:default="1">
+    <w:name w:val="Normal"/>
+    <w:qFormat/>
+  </w:style>
   <w:style w:type="paragraph" w:styleId="Title">
     <w:name w:val="Title"/>
     <w:basedOn w:val="Normal"/>
@@ -3471,4 +3201,294 @@
     </w:rPr>
   </w:style>
 </w:styles>
+</file>
+
+<file path=word/theme/theme1.xml><?xml version="1.0" encoding="utf-8"?>
+<a:theme xmlns:a="http://schemas.openxmlformats.org/drawingml/2006/main" name="Office Theme">
+  <a:themeElements>
+    <a:clrScheme name="Office">
+      <a:dk1>
+        <a:sysClr val="windowText" lastClr="000000"/>
+      </a:dk1>
+      <a:lt1>
+        <a:sysClr val="window" lastClr="FFFFFF"/>
+      </a:lt1>
+      <a:dk2>
+        <a:srgbClr val="44546A"/>
+      </a:dk2>
+      <a:lt2>
+        <a:srgbClr val="E7E6E6"/>
+      </a:lt2>
+      <a:accent1>
+        <a:srgbClr val="4472C4"/>
+      </a:accent1>
+      <a:accent2>
+        <a:srgbClr val="ED7D31"/>
+      </a:accent2>
+      <a:accent3>
+        <a:srgbClr val="A5A5A5"/>
+      </a:accent3>
+      <a:accent4>
+        <a:srgbClr val="FFC000"/>
+      </a:accent4>
+      <a:accent5>
+        <a:srgbClr val="5B9BD5"/>
+      </a:accent5>
+      <a:accent6>
+        <a:srgbClr val="70AD47"/>
+      </a:accent6>
+      <a:hlink>
+        <a:srgbClr val="0563C1"/>
+      </a:hlink>
+      <a:folHlink>
+        <a:srgbClr val="954F72"/>
+      </a:folHlink>
+    </a:clrScheme>
+    <a:fontScheme name="Office">
+      <a:majorFont>
+        <a:latin typeface="Calibri Light" panose="020F0302020204030204"/>
+        <a:ea typeface=""/>
+        <a:cs typeface=""/>
+        <a:font script="Jpan" typeface="游ゴシック Light"/>
+        <a:font script="Hang" typeface="맑은 고딕"/>
+        <a:font script="Hans" typeface="等线 Light"/>
+        <a:font script="Hant" typeface="新細明體"/>
+        <a:font script="Arab" typeface="Times New Roman"/>
+        <a:font script="Hebr" typeface="Times New Roman"/>
+        <a:font script="Thai" typeface="Angsana New"/>
+        <a:font script="Ethi" typeface="Nyala"/>
+        <a:font script="Beng" typeface="Vrinda"/>
+        <a:font script="Gujr" typeface="Shruti"/>
+        <a:font script="Khmr" typeface="MoolBoran"/>
+        <a:font script="Knda" typeface="Tunga"/>
+        <a:font script="Guru" typeface="Raavi"/>
+        <a:font script="Cans" typeface="Euphemia"/>
+        <a:font script="Cher" typeface="Plantagenet Cherokee"/>
+        <a:font script="Yiii" typeface="Microsoft Yi Baiti"/>
+        <a:font script="Tibt" typeface="Microsoft Himalaya"/>
+        <a:font script="Thaa" typeface="MV Boli"/>
+        <a:font script="Deva" typeface="Mangal"/>
+        <a:font script="Telu" typeface="Gautami"/>
+        <a:font script="Taml" typeface="Latha"/>
+        <a:font script="Syrc" typeface="Estrangelo Edessa"/>
+        <a:font script="Orya" typeface="Kalinga"/>
+        <a:font script="Mlym" typeface="Kartika"/>
+        <a:font script="Laoo" typeface="DokChampa"/>
+        <a:font script="Sinh" typeface="Iskoola Pota"/>
+        <a:font script="Mong" typeface="Mongolian Baiti"/>
+        <a:font script="Viet" typeface="Times New Roman"/>
+        <a:font script="Uigh" typeface="Microsoft Uighur"/>
+        <a:font script="Geor" typeface="Sylfaen"/>
+        <a:font script="Armn" typeface="Arial"/>
+        <a:font script="Bugi" typeface="Leelawadee UI"/>
+        <a:font script="Bopo" typeface="Microsoft JhengHei"/>
+        <a:font script="Java" typeface="Javanese Text"/>
+        <a:font script="Lisu" typeface="Segoe UI"/>
+        <a:font script="Mymr" typeface="Myanmar Text"/>
+        <a:font script="Nkoo" typeface="Ebrima"/>
+        <a:font script="Olck" typeface="Nirmala UI"/>
+        <a:font script="Osma" typeface="Ebrima"/>
+        <a:font script="Phag" typeface="Phagspa"/>
+        <a:font script="Syrn" typeface="Estrangelo Edessa"/>
+        <a:font script="Syrj" typeface="Estrangelo Edessa"/>
+        <a:font script="Syre" typeface="Estrangelo Edessa"/>
+        <a:font script="Sora" typeface="Nirmala UI"/>
+        <a:font script="Tale" typeface="Microsoft Tai Le"/>
+        <a:font script="Talu" typeface="Microsoft New Tai Lue"/>
+        <a:font script="Tfng" typeface="Ebrima"/>
+      </a:majorFont>
+      <a:minorFont>
+        <a:latin typeface="Calibri" panose="020F0502020204030204"/>
+        <a:ea typeface=""/>
+        <a:cs typeface=""/>
+        <a:font script="Jpan" typeface="游明朝"/>
+        <a:font script="Hang" typeface="맑은 고딕"/>
+        <a:font script="Hans" typeface="等线"/>
+        <a:font script="Hant" typeface="新細明體"/>
+        <a:font script="Arab" typeface="Arial"/>
+        <a:font script="Hebr" typeface="Arial"/>
+        <a:font script="Thai" typeface="Cordia New"/>
+        <a:font script="Ethi" typeface="Nyala"/>
+        <a:font script="Beng" typeface="Vrinda"/>
+        <a:font script="Gujr" typeface="Shruti"/>
+        <a:font script="Khmr" typeface="DaunPenh"/>
+        <a:font script="Knda" typeface="Tunga"/>
+        <a:font script="Guru" typeface="Raavi"/>
+        <a:font script="Cans" typeface="Euphemia"/>
+        <a:font script="Cher" typeface="Plantagenet Cherokee"/>
+        <a:font script="Yiii" typeface="Microsoft Yi Baiti"/>
+        <a:font script="Tibt" typeface="Microsoft Himalaya"/>
+        <a:font script="Thaa" typeface="MV Boli"/>
+        <a:font script="Deva" typeface="Mangal"/>
+        <a:font script="Telu" typeface="Gautami"/>
+        <a:font script="Taml" typeface="Latha"/>
+        <a:font script="Syrc" typeface="Estrangelo Edessa"/>
+        <a:font script="Orya" typeface="Kalinga"/>
+        <a:font script="Mlym" typeface="Kartika"/>
+        <a:font script="Laoo" typeface="DokChampa"/>
+        <a:font script="Sinh" typeface="Iskoola Pota"/>
+        <a:font script="Mong" typeface="Mongolian Baiti"/>
+        <a:font script="Viet" typeface="Arial"/>
+        <a:font script="Uigh" typeface="Microsoft Uighur"/>
+        <a:font script="Geor" typeface="Sylfaen"/>
+        <a:font script="Armn" typeface="Arial"/>
+        <a:font script="Bugi" typeface="Leelawadee UI"/>
+        <a:font script="Bopo" typeface="Microsoft JhengHei"/>
+        <a:font script="Java" typeface="Javanese Text"/>
+        <a:font script="Lisu" typeface="Segoe UI"/>
+        <a:font script="Mymr" typeface="Myanmar Text"/>
+        <a:font script="Nkoo" typeface="Ebrima"/>
+        <a:font script="Olck" typeface="Nirmala UI"/>
+        <a:font script="Osma" typeface="Ebrima"/>
+        <a:font script="Phag" typeface="Phagspa"/>
+        <a:font script="Syrn" typeface="Estrangelo Edessa"/>
+        <a:font script="Syrj" typeface="Estrangelo Edessa"/>
+        <a:font script="Syre" typeface="Estrangelo Edessa"/>
+        <a:font script="Sora" typeface="Nirmala UI"/>
+        <a:font script="Tale" typeface="Microsoft Tai Le"/>
+        <a:font script="Talu" typeface="Microsoft New Tai Lue"/>
+        <a:font script="Tfng" typeface="Ebrima"/>
+      </a:minorFont>
+    </a:fontScheme>
+    <a:fmtScheme name="Office">
+      <a:fillStyleLst>
+        <a:solidFill>
+          <a:schemeClr val="phClr"/>
+        </a:solidFill>
+        <a:gradFill rotWithShape="true">
+          <a:gsLst>
+            <a:gs pos="0">
+              <a:schemeClr val="phClr">
+                <a:lumMod val="110000"/>
+                <a:satMod val="105000"/>
+                <a:tint val="67000"/>
+              </a:schemeClr>
+            </a:gs>
+            <a:gs pos="50000">
+              <a:schemeClr val="phClr">
+                <a:lumMod val="105000"/>
+                <a:satMod val="103000"/>
+                <a:tint val="73000"/>
+              </a:schemeClr>
+            </a:gs>
+            <a:gs pos="100000">
+              <a:schemeClr val="phClr">
+                <a:lumMod val="105000"/>
+                <a:satMod val="109000"/>
+                <a:tint val="81000"/>
+              </a:schemeClr>
+            </a:gs>
+          </a:gsLst>
+          <a:lin ang="5400000" scaled="false"/>
+        </a:gradFill>
+        <a:gradFill rotWithShape="true">
+          <a:gsLst>
+            <a:gs pos="0">
+              <a:schemeClr val="phClr">
+                <a:satMod val="103000"/>
+                <a:lumMod val="102000"/>
+                <a:tint val="94000"/>
+              </a:schemeClr>
+            </a:gs>
+            <a:gs pos="50000">
+              <a:schemeClr val="phClr">
+                <a:satMod val="110000"/>
+                <a:lumMod val="100000"/>
+                <a:shade val="100000"/>
+              </a:schemeClr>
+            </a:gs>
+            <a:gs pos="100000">
+              <a:schemeClr val="phClr">
+                <a:lumMod val="99000"/>
+                <a:satMod val="120000"/>
+                <a:shade val="78000"/>
+              </a:schemeClr>
+            </a:gs>
+          </a:gsLst>
+          <a:lin ang="5400000" scaled="false"/>
+        </a:gradFill>
+      </a:fillStyleLst>
+      <a:lnStyleLst>
+        <a:ln w="6350" cap="flat" cmpd="sng" algn="ctr">
+          <a:solidFill>
+            <a:schemeClr val="phClr"/>
+          </a:solidFill>
+          <a:prstDash val="solid"/>
+          <a:miter lim="800000"/>
+        </a:ln>
+        <a:ln w="12700" cap="flat" cmpd="sng" algn="ctr">
+          <a:solidFill>
+            <a:schemeClr val="phClr"/>
+          </a:solidFill>
+          <a:prstDash val="solid"/>
+          <a:miter lim="800000"/>
+        </a:ln>
+        <a:ln w="19050" cap="flat" cmpd="sng" algn="ctr">
+          <a:solidFill>
+            <a:schemeClr val="phClr"/>
+          </a:solidFill>
+          <a:prstDash val="solid"/>
+          <a:miter lim="800000"/>
+        </a:ln>
+      </a:lnStyleLst>
+      <a:effectStyleLst>
+        <a:effectStyle>
+          <a:effectLst/>
+        </a:effectStyle>
+        <a:effectStyle>
+          <a:effectLst/>
+        </a:effectStyle>
+        <a:effectStyle>
+          <a:effectLst>
+            <a:outerShdw blurRad="57150" dist="19050" dir="5400000" algn="ctr" rotWithShape="false">
+              <a:srgbClr val="000000">
+                <a:alpha val="63000"/>
+              </a:srgbClr>
+            </a:outerShdw>
+          </a:effectLst>
+        </a:effectStyle>
+      </a:effectStyleLst>
+      <a:bgFillStyleLst>
+        <a:solidFill>
+          <a:schemeClr val="phClr"/>
+        </a:solidFill>
+        <a:solidFill>
+          <a:schemeClr val="phClr">
+            <a:tint val="95000"/>
+            <a:satMod val="170000"/>
+          </a:schemeClr>
+        </a:solidFill>
+        <a:gradFill rotWithShape="true">
+          <a:gsLst>
+            <a:gs pos="0">
+              <a:schemeClr val="phClr">
+                <a:tint val="93000"/>
+                <a:satMod val="150000"/>
+                <a:shade val="98000"/>
+                <a:lumMod val="102000"/>
+              </a:schemeClr>
+            </a:gs>
+            <a:gs pos="50000">
+              <a:schemeClr val="phClr">
+                <a:tint val="98000"/>
+                <a:satMod val="130000"/>
+                <a:shade val="90000"/>
+                <a:lumMod val="103000"/>
+              </a:schemeClr>
+            </a:gs>
+            <a:gs pos="100000">
+              <a:schemeClr val="phClr">
+                <a:shade val="63000"/>
+                <a:satMod val="120000"/>
+              </a:schemeClr>
+            </a:gs>
+          </a:gsLst>
+          <a:lin ang="5400000" scaled="false"/>
+        </a:gradFill>
+      </a:bgFillStyleLst>
+    </a:fmtScheme>
+  </a:themeElements>
+  <a:objectDefaults/>
+  <a:extraClrSchemeLst/>
+</a:theme>
 </file>